--- a/arb/docx/42.content.docx
+++ b/arb/docx/42.content.docx
@@ -178,13 +178,6 @@
         <w:rPr>
           <w:lang w:val="ar_AE" w:bidi="ar_AE"/>
         </w:rPr>
-      </w:r>
-      <w:r>
-        <w:rPr>
-          <w:i/>
-          <w:lang w:val="ar_AE" w:bidi="ar_AE"/>
-        </w:rPr>
-        <w:t>لوقا 1: 1, لوقا 1: 1–4, لوقا 1: 3, لوقا 1: 5, لوقا 1:5–52.2, لوقا 1: 7, لوقا 1: 8–9, لوقا 1: 12–13, لوقا 1: 15, لوقا 1: 17, لوقا 1: 19, لوقا 1: 20, لوقا 1: 24, لوقا 26:1, لوقا 27:1, لوقا 31:1, لوقا 32:1–33, لوقا 35:1, لوقا 36:1, لوقا 1: 39, لوقا 1: 41, لوقا 1: 46–55, لوقا 1: 48, لوقا 1: 51, لوقا 1: 54 -55, لوقا 1: 59, لوقا 1: 62–63, لوقا 1: 66, لوقا 1: 67–79, لوقا 1: 68, لوقا 1: 69, لوقا 1: 71, لوقا 1: 76–77, لوقا 1: 78, لوقا 1: 80, لوقا 1:2, لوقا 1:2–7, لوقا 2:2, لوقا 3:2–4, لوقا 5:2, لوقا 7:2, لوقا 8:2, لوقا 9:2–10, لوقا 11:2, لوقا 12:2, لوقا 13:2, لوقا 14:2, لوقا 19:2, لوقا 20:2, لوقا 2: 21, لوقا 2: 22, لوقا 2: 24, لوقا 2: 25, لوقا 2: 26, لوقا 2: 27, لوقا 2: 29–32, لوقا 2: 30, لوقا 2: 31, لوقا 2: 32, لوقا 2: 34, لوقا 2: 35, لوقا 2: 36–38, لوقا 2: 37, لوقا 2: 40, لوقا 2: 41, لوقا 2: 41–51, لوقا 2: 42, لوقا 2: 44, لوقا 2: 46, Luke 2:47, لوقا 2: 49, لوقا 2: 51, لوقا 3: 1, لوقا 3: 1–4. 13, لوقا 3: 2, لوقا 3: 3, لوقا 3: 4–6, لوقا 3: 7, لوقا 3: 8, لوقا 3: 9, لوقا 3: 11, لوقا 2: 13, لوقا 3: 14, لوقا 3: 16, لو 3: 17, لوقا 3: 19–20, لوقا 3: 21, لوقا 3: 21–22, لوقا 3: 22, لوقا 3: 23, لوقا 3: 23–38, لوقا 3: 27, لوقا 3: 31, لوقا 3: 32, لوقا 3: 38, لوقا 4: 1–13, لوقا 4: 2, لوقا 4: 3, لوقا 4: 4, لوقا 4: 6, لوقا 4: 8, لوقا 4: 10–11, لوقا 4: 12, لوقا 4: 13, لوقا 4: 14, لوقا 4: 16–30, لوقا 4: 18–19, لوقا 4: 21, لوقا 4: 23, لوقا 4: 25–26, لوقا 4: 27, لوقا 4: 28, لوقا 4: 30, لوقا 4: 31, لوقا 4: 33, لوقا 4: 34, لوقا 4: 36, لوقا 4: 38, لوقا 4: 39, لوقا 4: 41, لوقا 4: 43, لوقا 4: 44, لوقا 5: 1–11, لوقا 5: 3, لوقا 5: 4, لوقا 5: 7, لوقا 5: 8, لوقا 5: 10, لوقا 5: 11, لوقا 5: 12, لوقا 5: 13, لوقا 5: 14, لوقا 17:5, لوقا 17:5–26, لوقا 19:5, لوقا 22:5, لوقا 23:5–24, لوقا 24:5, لوقا 5: 27, لاوي 5: 27–32, لوقا 5: 29, لوقا 5: 30, لوقا 5: 31–32, لوقا 5: 33, لوقا 5: 34–35, لوقا 5: 36–38, لوقا 5: 39, لوقا 6: 1, لوقا 6: 1–11, لوقا 6: 2, لوقا 6: 3, لوقا 6: 5, لوقا 6: 6–7, لوقا 6: 8, لوقا 6: 9, لوقا 6: 12, لوقا 6: 13, لوقا 6: 14, لوقا 6: 15, لوقا 6: 16, لوقا 6: 17, لوقا 6: 17–49, لوقا 6: 20–21, لوقا 6: 20–23, لوقا 6: 23, لوقا 6: 24–26, لوقا 6: 27, لوقا 6: 30, لوقا 6: 31, لوقا 6: 34–36, لوقا 6: 37–42, لوقا 6: 38, لوقا 6: 41, لوقا 6: 45, لوقا 6: 49, لوقا 7: 1–10, لوقا 7: 2, لوقا 7: 3, لوقا 7: 5, لوقا 7: 6, لوقا 7: 8, لوقا 7: 9, لوقا 7: 11, لوقا 7: 11–17, لوقا 7: 12, لوقا 7: 13–14, لوقا 7: 16, لوقا 7: 18–23, لوقا 7: 22, لوقا 7: 23, لوقا 7: 27, لوقا 7: 28, لوقا 7: 31–35, لوقا 7: 33, لوقا 7: 35, لوقا 7: 36, لوقا 7: 36–50, لوقا 7: 37, لوقا 7: 38, لوقا 7: 40, لوقا 7: 41, لوقا 7: 43, لوقا 7: 44- 46, لوقا 7: 47, لوقا 8: 2, لوقا 8: 2–3, لوقا 8: 4–15, لوقا 8: 5, لوقا 8: 6, لوقا 8: 7, لوقا 8: 8, لوقا 8: 10, Luke 8:11, لوقا 8: 12, لوقا 8: 13, لوقا 8: 16–17, لوقا 8: 18, لوقا 8: 19–20, لوقا 8: 21, لوقا 8: 22–25, لوقا 8: 23, لوقا 8: 24, لوقا 8: 26, لوقا 8: 26–39, لوقا 8: 27, لوقا 8: 28, لوقا 8: 29, لوقا 8: 30, لوقا 8: 31, لوقا 8: 32, لوقا 8: 35, Luke 8:37, لوقا 8: 39, لوقا 8: 40–56, لوقا 8: 41, لوقا 8: 43, لوقا 8: 44, لوقا 8: 45, لوقا 8: 48, لوقا 8: 51, لوقا 8: 52, لوقا 8: 55, لوقا 9: 56, لوقا 9: 1–6, لوقا 9: 3, لوقا 9: 4, لوقا 9: 5, لوقا 9: 8, لوقا 9: 9, لوقا 9: 10, لوقا 9: 10–17, لوقا 9: 11, لوقا 9: 13, لوقا 9: 17, لوقا 9: 18–27, لوقا 9: 19, لوقا 9: 20, لوقا 9: 21–22, لوقا 9: 22, لوقا 9: 23, لوقا 9: 23 -27, لوقا 9: 24, لوقا 9: 26, لوقا 9: 27, لوقا 9: 28, لوقا 9: 28–36, لوقا 9: 29, لوقا 9: 31, خروج 9: 33, لوقا 9: 34, لوقا 9: 35, لوقا 9: 38, لوقا 9: 39, لوقا 9: 41, لوقا 9: 44, لوقا 9: 45, لوقا 9: 24, لوقا 9: 46–50, لوقا 9: 47, لوقا 9: 48, لوقا 9: 50, لوقا 9: 51, لوقا 9: 51- 19: 44, لوقا 9: 52–53, لوقا 9: 54, لوقا 9: 57–62, لوقا 9: 58, لوقا 9: 59, لوقا 61–62, لوقا 1:10–20, لوقا 2:10, لوقا 3:10, لوقا 4:10, لوقا 5:10, لوقا 7:10, لوقا 9:10, لوقا 11:10, لوقا 12:10, لوقا 10: 13, لوقا 10: 15, لوقا 10: 18, لوقا 10: 19, لوقا 10: 20, لوقا 10: 21, لوقا 10: 22, لوقا 10: 23, لوقا 10: 25, لوقا 10: 27, لوقا 10: 28, لوقا 10: 29, لوقا 10: 30, لوقا 10: 30–37, لوقا 10: 31, لوقا 10: 32, لوقا 10: 33, لوقا 10: 34, لوقا 10: 38–42, لوقا 10: 39, لوقا 10: 40, لوقا 10: 42, لوقا 11: 1, لوقا 11: 2–4, لوقا 11: 4, لوقا 11: 6, لوقا 11: 8, لوقا 11: 11–12, Luke 11:13, لوقا 11: 14, لوقا 11: 14–32, لوقا 11: 15, لوقا 11: 17, لوقا 11: 20, لوقا 11: 21–22, لوقا 11: 23, لوقا 11: 26, لوقا 11: 28, لوقا 11: 29–30, لوقا 11: 31, لوقا 11: 33, لوقا 11: 35–36, لوقا 11: 37, لوقا 11: 38, لو 11: 39, لوقا 11: 41, لوقا 11: 42, لوقا 11: 42–52, لوقا 11: 43, لوقا 11: 44, لوقا 11: 45, لوقا 11: 46, لوقا 11: 48, لوقا 11: 49, لوقا 11: 51, لوقا 11: 52, لوقا 12: 1, لوقا 12: 2–3, لوقا 12: 5, لوقا 12: 6, لوقا 12: 8, لوقا 12: 10, لوقا 12: 11–12, لوقا 12: 13, لوقا 12: 13–21, لوقا 12: 15, لوقا 12: 16–20, لوقا 12: 19–20, لوقا 12: 22–34, لوقا 12: 24, لوقا 12: 25, لوقا 12: 27, لوقا 12: 30, لوقا 12: 31, لوقا 12: 32, لوقا 12: 33, لوقا 12: 35, لوقا 12: 35–48, لوقا 12: 36, لوقا 12: 37, لوقا 12: 40, لوقا 12: 42, لوقا 12: 44, لوقا 12: 46, لوقا 12: 47–48, لوقا 12: 49, لوقا 12: 50, لوقا 12: 51–53, لوقا 12: 53, لوقا 12: 54, لوقا 12: 55, لوقا 12: 58, لوقا 13: 1, لوقا 13: 1–4, لوقا 13: 4, لوقا 13: 6, لوقا 13: 6–9, لوقا 13: 9, لوقا 13: 10, لوقا 13: 11, لوقا 13: 14, لوقا 13: 15–16, لوقا 13: 17, لوقا 13: 18–21, لوقا 13: 19, لوقا 13: 21, لوقا 13: 23, لوقا 13: 25, لوقا 13: 28, لوقا 13: 29, لوقا 13: 32, لوقا 13: 33, لوقا 13: 34, لوقا 13: 35, لوقا 14: 1, لوقا 14: 2, لوقا 14: 3, لوقا 14: 5, لوقا 14: 7, لوقا 14: 8, لوقا 14: 9, لوقا 14: 12–13, لوقا 14: 14, لوقا 14: 15–24, لوقا 14: 17, لوقا 14: 18, لوقا 14: 19, لوقا 14: 20, لوقا 14: 21, لوقا 14: 23, لوقا 25:14–35, لوقا 26:14, لوقا 27:14, لوقا 14: 34, لوقا 14: 35, لوقا 15: 1, لوقا 1:15–32, لوقا 15: 2, لوقا 15: 4, لوقا 15: 8, لوقا 11:15–32, لوقا 12:15, لوقا 13:15, لوقا 15:15, لوقا 20:15, لوقا 21:15, لوقا 22:15, لوقا 23:15, لوقا 28:15, لوقا 30:15, لوقا 31:15, لوقا 16: 1, لوقا 16: 2, لوقا 16: 3, لوقا 16: 5–7, لوقا 16: 6, لوقا 16: 7, لوقا 16: 8, لوقا 16: 8–9, لوقا 16: 9, لوقا 16: 13, لوقا 16: 14, لوقا 16: 16, لوقا 16: 17, لوقا 16: 18, لوقا 16: 19, لوقا 16: 19–31, لوقا 16: 21, لوقا 16: 22, لوقا 16: 23, لوقا 16: 24, لوقا 16: 26, لوقا 16: 31, لوقا 17: 1, لوقا 17: 2, لوقا 17: 4, لوقا 17: 6, لوقا 17: 7–10, لوقا 17: 11, لوقا 17: 11–19, لوقا 17: 12, لوقا 17: 14, لوقا 17: 16, لوقا 17: 19, لوقا 17: 20–21, لوقا 17: 20–37, لوقا 17: 22, لوقا 17: 23–24, لوقا 17: 25, لوقا 17: 26–29, لوقا 17: 32–33, لوقا 17: 34–35, لوقا 17: 37, لوقا 18: 1–8, لوقا 18: 2, لوقا 18: 3, لوقا 18: 5, لوقا 18: 7, لوقا 18: 8, لوقا 18: 9–14, لوقا 18: 10, لوقا 18: 12, لوقا 18: 13, لوقا 18: 14, لوقا 18: 15–17, لوقا 18: 17, لوقا 18: 18, لوقا 18: 18–30, لوقا 18: 19, لوقا 8: 20, لوقا 18: 21, لوقا 18: 22, لوقا 18: 24–25, لوقا 18: 27, لوقا 18: 28–30, لوقا 18: 30, لوقا 18: 31, لوقا 18: 31–34, لوقا 18: 32–33, لوقا 18: 34, لوقا 18: 35, لوقا 18: 35–43, لوقا 18: 38, لوقا 1:19–10, لوقا 2:19, لوقا 4:19, لوقا 5:19, لوقا 7:19, لوقا 8:19, لوقا 9:19, لوقا 10:19, لوقا 19: 11–27, لوقا 19: 12, لوقا 19: 14, لوقا 19: 17, لوقا 19: 23, لوقا 19: 26, لوقا 19: 27, لوقا 19: 28–40, لوقا 19: 29, لوقا 19: 30, لوقا 19: 31, لوقا 19: 36, لوقا 19: 38, لوقا 19: 40, لوقا 19: 42, لوقا 19: 43–44, لوقا 19: 46, لوقا 19: 45–48, لوقا 19: 47, لوقا 20: 1, لوقا 20: 1–47, لوقا 20: 2, لوقا 20: 4–6, لوقا 20: 6, لوقا 20: 7–8, لوقا 20: 9, لوقا ٢٠: ٩–١٩, لوقا 20: 10, لوقا 20: 13, لوقا ٢٠: ١٤, لوقا ٢٠: ١٧, لوقا 20:18, لوقا ٢٠: ١٩, لوقا 20: 20–26, لوقا ٢٠: ٢١, لوقا 20: 22, لوقا ٢٠: ٢٤, لوقا 20: 25, لوقا 20: 27, لوقا 20: 28, لوقا 20: 29–33, لوقا 20: 33, لوقا ٢٠: ٣٥, لوقا 20: 36, لوقا 20: 37, لوقا 20: 39, لوقا 20: 40, لوقا 20: 41, لوقا 20: 41–44, لوقا 20: 42–43, لوقا 20: 44, لوقا ٢٠: ٤٦–٤٧, لوقا ٢٠: ٤٧, لوقا 21: 1, لوقا 21: 1–4, لوقا ٢١: ٢, لوقا 21: 4, لوقا 21: 5, لوقا 21: 5–38, لوقا 21: 6, لوقا 21: 8, لوقا 21: 8–11, لوقا 21: 11, لوقا 21: 12, لوقا 21: 12–19, لوقا 21: 15, لوقا 21: 16, لوقا 21: 18–19, لوقا 21: 20–24, لوقا 21: 21, لوقا 21: 22, لوقا 21: 24, لوقا 21: 25, لوقا 21: 31, لوقا 21: 32, لوقا 21: 33, لوقا 21: 34, لوقا 21: 36, لوقا 22: 1, لوقا 22: 1–6, لوقا 22: 3, لوقا 22: 4, لوقا 22: 5, لوقا 22: 6, لوقا 22: 7, لوقا 22: 7–30, لوقا 22: 8, لوقا 22: 10, لوقا 22: 11–12, لوقا 22: 14, لوقا 22: 15, لوقا 22: 16, لوقا 22: 17, لوقا 22: 19–20, لوقا 22: 20, لوقا 22: 21–22, لوقا 22: 22, لوقا 22: 24, لوقا 22: 25, لوقا 22: 27, لوقا 22: 29–30, لوقا 22: 30, لوقا 22: 31, لوقا 22: 32, لوقا 22: 33, لوقا 22: 34, لوقا 22: 36, لوقا 22: 38, لوقا 22: 39, لوقا 22: 42, لوقا 22: 43, لوقا 22: 44, لوقا 22: 45–46, لوقا 22: 47, لوقا 22: 51, لوقا 22: 52, لوقا 22: 54, لوقا 22: 59, لوقا 22: 61, لوقا 22: 63, لوقا 22: 64, لوقا 22: 66, لوقا 22: 67–68, لوقا 22: 69, لوقا 22: 70, لوقا 22: 71, لوقا 23: 1, لوقا 23: 2, لوقا 23: 3, لوقا 4:23, لوقا 5:23, لوقا 23: 6–7, لوقا 23: 8, لوقا 23: 9, لوقا 23: 12, لوقا 23: 14–15, لوقا 23: 16–18, لوقا 23: 19, لوقا 23:24, لوقا 23: 26, لوقا 23: 28, لوقا 23: 29, لوقا 23: 30, لوقا 23:31, لوقا 33:23, لوقا 34:23, لوقا 35:23, لوقا 36:23, لوقا 38:23, لوقا 42:23, لوقا 43:23, لوقا 44:23, لوقا 45:23, لوقا 46:23, لوقا 47:23, لوقا 48:23, لوقا 50:23–51, لوقا 52:23, لوقا 53:23, لوقا 54:23, لوقا 55:23–56, لوقا 1:24, لوقا 1:24–12, لوقا 2:24, لوقا 4:24, لوقا 5:24–7, لوقا 7:24, لوقا 9:24, لوقا 10:24, لوقا 12:24, لوقا 13:24, لوقا 13:24–34, لوقا 16:24, لوقا 18:24, لوقا 19:24, لوقا 21:24, لوقا 22:24, لوقا 25:24–26, لوقا 27:24, لوقا 29:24, لوقا 30:24, لوقا 31:24, لوقا 34:24, لوقا 24: 39, لوقا 24: 44, لوقا 24: 46, لوقا 24: 47, لوقا 24: 48, لوقا 24: 49, لوقا 24: 50, لوقا 24: 50–53, لوقا 24: 51, لوقا 24: 53</w:t>
       </w:r>
       <w:r>
         <w:rPr>

--- a/arb/docx/42.content.docx
+++ b/arb/docx/42.content.docx
@@ -163,21 +163,6 @@
           <w:lang w:val="ar_AE" w:bidi="ar_AE"/>
         </w:rPr>
         <w:t>LUK</w:t>
-      </w:r>
-      <w:r>
-        <w:rPr>
-          <w:lang w:val="ar_AE" w:bidi="ar_AE"/>
-        </w:rPr>
-      </w:r>
-    </w:p>
-    <w:p>
-      <w:pPr>
-        <w:bidi/>
-      </w:pPr>
-      <w:r>
-        <w:rPr>
-          <w:lang w:val="ar_AE" w:bidi="ar_AE"/>
-        </w:rPr>
       </w:r>
       <w:r>
         <w:rPr>

--- a/arb/docx/42.content.docx
+++ b/arb/docx/42.content.docx
@@ -22,7 +22,7 @@
         <w:rPr>
           <w:lang w:val="ar_AE" w:bidi="ar_AE"/>
         </w:rPr>
-        <w:t>Resource: ملاحظات الدراسة (تينديل)</w:t>
+        <w:t>Resource: Tyndale Open Study Notes</w:t>
       </w:r>
       <w:r>
         <w:rPr>
@@ -122,7 +122,7 @@
         <w:rPr>
           <w:lang w:val="ar_AE" w:bidi="ar_AE"/>
         </w:rPr>
-        <w:t>ملاحظات الدراسة (تينديل)</w:t>
+        <w:t>Tyndale Open Study Notes</w:t>
       </w:r>
     </w:p>
     <w:p>

--- a/arb/docx/42.content.docx
+++ b/arb/docx/42.content.docx
@@ -22,7 +22,7 @@
         <w:rPr>
           <w:lang w:val="ar_AE" w:bidi="ar_AE"/>
         </w:rPr>
-        <w:t>Resource: Tyndale Open Study Notes</w:t>
+        <w:t>Resource: Aquifer Open Study Notes</w:t>
       </w:r>
       <w:r>
         <w:rPr>
@@ -122,7 +122,7 @@
         <w:rPr>
           <w:lang w:val="ar_AE" w:bidi="ar_AE"/>
         </w:rPr>
-        <w:t>Tyndale Open Study Notes</w:t>
+        <w:t>Aquifer Open Study Notes</w:t>
       </w:r>
     </w:p>
     <w:p>
